--- a/proyecto07-POS-GET/POST y GET.docx
+++ b/proyecto07-POS-GET/POST y GET.docx
@@ -10,12 +10,56 @@
           <w:sz w:val="28"/>
         </w:rPr>
       </w:pPr>
-      <w:r>
-        <w:rPr>
-          <w:b/>
-          <w:sz w:val="28"/>
-        </w:rPr>
-        <w:t>CREAR Y LEER</w:t>
+      <w:proofErr w:type="gramStart"/>
+      <w:r>
+        <w:rPr>
+          <w:b/>
+          <w:sz w:val="28"/>
+        </w:rPr>
+        <w:t>POST(</w:t>
+      </w:r>
+      <w:proofErr w:type="gramEnd"/>
+      <w:r>
+        <w:rPr>
+          <w:b/>
+          <w:sz w:val="28"/>
+        </w:rPr>
+        <w:t>CREAR</w:t>
+      </w:r>
+      <w:r>
+        <w:rPr>
+          <w:b/>
+          <w:sz w:val="28"/>
+        </w:rPr>
+        <w:t>)</w:t>
+      </w:r>
+      <w:r>
+        <w:rPr>
+          <w:b/>
+          <w:sz w:val="28"/>
+        </w:rPr>
+        <w:t xml:space="preserve"> Y </w:t>
+      </w:r>
+      <w:r>
+        <w:rPr>
+          <w:b/>
+          <w:sz w:val="28"/>
+        </w:rPr>
+        <w:t>GET(</w:t>
+      </w:r>
+      <w:r>
+        <w:rPr>
+          <w:b/>
+          <w:sz w:val="28"/>
+        </w:rPr>
+        <w:t>LEER</w:t>
+      </w:r>
+      <w:r>
+        <w:rPr>
+          <w:b/>
+          <w:sz w:val="28"/>
+        </w:rPr>
+        <w:t>)</w:t>
       </w:r>
     </w:p>
     <w:p>
@@ -306,7 +350,9 @@
       </w:pPr>
       <w:r>
         <w:rPr>
-          <w:sz w:val="28"/>
+          <w:noProof/>
+          <w:sz w:val="28"/>
+          <w:lang w:eastAsia="es-CO"/>
         </w:rPr>
         <w:drawing>
           <wp:inline distT="0" distB="0" distL="0" distR="0" wp14:anchorId="05E8B6B1" wp14:editId="6582D579">
@@ -416,7 +462,9 @@
       </w:pPr>
       <w:r>
         <w:rPr>
-          <w:sz w:val="28"/>
+          <w:noProof/>
+          <w:sz w:val="28"/>
+          <w:lang w:eastAsia="es-CO"/>
         </w:rPr>
         <w:drawing>
           <wp:inline distT="0" distB="0" distL="0" distR="0" wp14:anchorId="6D9AADB4" wp14:editId="6A18B945">
@@ -479,7 +527,9 @@
       </w:pPr>
       <w:r>
         <w:rPr>
-          <w:sz w:val="28"/>
+          <w:noProof/>
+          <w:sz w:val="28"/>
+          <w:lang w:eastAsia="es-CO"/>
         </w:rPr>
         <w:drawing>
           <wp:inline distT="0" distB="0" distL="0" distR="0" wp14:anchorId="600E00A3" wp14:editId="568C382E">
@@ -531,16 +581,493 @@
           <w:b/>
           <w:sz w:val="28"/>
         </w:rPr>
-        <w:t xml:space="preserve">Crear </w:t>
-      </w:r>
-    </w:p>
-    <w:p>
-      <w:pPr>
-        <w:jc w:val="both"/>
-        <w:rPr>
-          <w:sz w:val="28"/>
-        </w:rPr>
-      </w:pPr>
+        <w:t>Archivos</w:t>
+      </w:r>
+    </w:p>
+    <w:p>
+      <w:pPr>
+        <w:jc w:val="both"/>
+        <w:rPr>
+          <w:b/>
+          <w:sz w:val="28"/>
+        </w:rPr>
+      </w:pPr>
+      <w:r>
+        <w:rPr>
+          <w:b/>
+          <w:sz w:val="28"/>
+        </w:rPr>
+        <w:drawing>
+          <wp:inline distT="0" distB="0" distL="0" distR="0" wp14:anchorId="73EBD508" wp14:editId="0C428110">
+            <wp:extent cx="1619476" cy="1667108"/>
+            <wp:effectExtent l="0" t="0" r="0" b="9525"/>
+            <wp:docPr id="7" name="Imagen 7"/>
+            <wp:cNvGraphicFramePr>
+              <a:graphicFrameLocks xmlns:a="http://schemas.openxmlformats.org/drawingml/2006/main" noChangeAspect="1"/>
+            </wp:cNvGraphicFramePr>
+            <a:graphic xmlns:a="http://schemas.openxmlformats.org/drawingml/2006/main">
+              <a:graphicData uri="http://schemas.openxmlformats.org/drawingml/2006/picture">
+                <pic:pic xmlns:pic="http://schemas.openxmlformats.org/drawingml/2006/picture">
+                  <pic:nvPicPr>
+                    <pic:cNvPr id="1" name=""/>
+                    <pic:cNvPicPr/>
+                  </pic:nvPicPr>
+                  <pic:blipFill>
+                    <a:blip r:embed="rId7"/>
+                    <a:stretch>
+                      <a:fillRect/>
+                    </a:stretch>
+                  </pic:blipFill>
+                  <pic:spPr>
+                    <a:xfrm>
+                      <a:off x="0" y="0"/>
+                      <a:ext cx="1619476" cy="1667108"/>
+                    </a:xfrm>
+                    <a:prstGeom prst="rect">
+                      <a:avLst/>
+                    </a:prstGeom>
+                  </pic:spPr>
+                </pic:pic>
+              </a:graphicData>
+            </a:graphic>
+          </wp:inline>
+        </w:drawing>
+      </w:r>
+      <w:r>
+        <w:rPr>
+          <w:b/>
+          <w:sz w:val="28"/>
+        </w:rPr>
+        <w:t xml:space="preserve"> </w:t>
+      </w:r>
+    </w:p>
+    <w:p>
+      <w:pPr>
+        <w:jc w:val="both"/>
+        <w:rPr>
+          <w:b/>
+          <w:sz w:val="28"/>
+        </w:rPr>
+      </w:pPr>
+      <w:proofErr w:type="spellStart"/>
+      <w:r>
+        <w:rPr>
+          <w:b/>
+          <w:sz w:val="28"/>
+        </w:rPr>
+        <w:t>App.jsx</w:t>
+      </w:r>
+      <w:proofErr w:type="spellEnd"/>
+    </w:p>
+    <w:p>
+      <w:pPr>
+        <w:jc w:val="both"/>
+        <w:rPr>
+          <w:b/>
+          <w:sz w:val="28"/>
+        </w:rPr>
+      </w:pPr>
+      <w:r>
+        <w:rPr>
+          <w:b/>
+          <w:sz w:val="28"/>
+        </w:rPr>
+        <w:drawing>
+          <wp:inline distT="0" distB="0" distL="0" distR="0" wp14:anchorId="51549121" wp14:editId="2040D9D2">
+            <wp:extent cx="4163006" cy="2181529"/>
+            <wp:effectExtent l="0" t="0" r="9525" b="9525"/>
+            <wp:docPr id="8" name="Imagen 8"/>
+            <wp:cNvGraphicFramePr>
+              <a:graphicFrameLocks xmlns:a="http://schemas.openxmlformats.org/drawingml/2006/main" noChangeAspect="1"/>
+            </wp:cNvGraphicFramePr>
+            <a:graphic xmlns:a="http://schemas.openxmlformats.org/drawingml/2006/main">
+              <a:graphicData uri="http://schemas.openxmlformats.org/drawingml/2006/picture">
+                <pic:pic xmlns:pic="http://schemas.openxmlformats.org/drawingml/2006/picture">
+                  <pic:nvPicPr>
+                    <pic:cNvPr id="1" name=""/>
+                    <pic:cNvPicPr/>
+                  </pic:nvPicPr>
+                  <pic:blipFill>
+                    <a:blip r:embed="rId8"/>
+                    <a:stretch>
+                      <a:fillRect/>
+                    </a:stretch>
+                  </pic:blipFill>
+                  <pic:spPr>
+                    <a:xfrm>
+                      <a:off x="0" y="0"/>
+                      <a:ext cx="4163006" cy="2181529"/>
+                    </a:xfrm>
+                    <a:prstGeom prst="rect">
+                      <a:avLst/>
+                    </a:prstGeom>
+                  </pic:spPr>
+                </pic:pic>
+              </a:graphicData>
+            </a:graphic>
+          </wp:inline>
+        </w:drawing>
+      </w:r>
+    </w:p>
+    <w:p>
+      <w:pPr>
+        <w:jc w:val="both"/>
+        <w:rPr>
+          <w:b/>
+          <w:sz w:val="28"/>
+        </w:rPr>
+      </w:pPr>
+    </w:p>
+    <w:p>
+      <w:pPr>
+        <w:jc w:val="both"/>
+        <w:rPr>
+          <w:b/>
+          <w:sz w:val="28"/>
+        </w:rPr>
+      </w:pPr>
+    </w:p>
+    <w:p>
+      <w:pPr>
+        <w:jc w:val="both"/>
+        <w:rPr>
+          <w:b/>
+          <w:sz w:val="28"/>
+        </w:rPr>
+      </w:pPr>
+    </w:p>
+    <w:p>
+      <w:pPr>
+        <w:jc w:val="both"/>
+        <w:rPr>
+          <w:b/>
+          <w:sz w:val="28"/>
+        </w:rPr>
+      </w:pPr>
+    </w:p>
+    <w:p>
+      <w:pPr>
+        <w:jc w:val="both"/>
+        <w:rPr>
+          <w:b/>
+          <w:sz w:val="28"/>
+        </w:rPr>
+      </w:pPr>
+    </w:p>
+    <w:p>
+      <w:pPr>
+        <w:jc w:val="both"/>
+        <w:rPr>
+          <w:b/>
+          <w:sz w:val="28"/>
+        </w:rPr>
+      </w:pPr>
+    </w:p>
+    <w:p>
+      <w:pPr>
+        <w:jc w:val="both"/>
+        <w:rPr>
+          <w:b/>
+          <w:sz w:val="28"/>
+        </w:rPr>
+      </w:pPr>
+      <w:proofErr w:type="spellStart"/>
+      <w:r>
+        <w:rPr>
+          <w:b/>
+          <w:sz w:val="28"/>
+        </w:rPr>
+        <w:lastRenderedPageBreak/>
+        <w:t>Bicicletas_crear.jsx</w:t>
+      </w:r>
+      <w:proofErr w:type="spellEnd"/>
+    </w:p>
+    <w:p>
+      <w:pPr>
+        <w:jc w:val="both"/>
+        <w:rPr>
+          <w:b/>
+          <w:sz w:val="28"/>
+        </w:rPr>
+      </w:pPr>
+      <w:r>
+        <w:rPr>
+          <w:b/>
+          <w:sz w:val="28"/>
+        </w:rPr>
+        <w:drawing>
+          <wp:inline distT="0" distB="0" distL="0" distR="0" wp14:anchorId="738442DB" wp14:editId="06CB8BA8">
+            <wp:extent cx="6840855" cy="4013859"/>
+            <wp:effectExtent l="0" t="0" r="0" b="5715"/>
+            <wp:docPr id="9" name="Imagen 9"/>
+            <wp:cNvGraphicFramePr>
+              <a:graphicFrameLocks xmlns:a="http://schemas.openxmlformats.org/drawingml/2006/main" noChangeAspect="1"/>
+            </wp:cNvGraphicFramePr>
+            <a:graphic xmlns:a="http://schemas.openxmlformats.org/drawingml/2006/main">
+              <a:graphicData uri="http://schemas.openxmlformats.org/drawingml/2006/picture">
+                <pic:pic xmlns:pic="http://schemas.openxmlformats.org/drawingml/2006/picture">
+                  <pic:nvPicPr>
+                    <pic:cNvPr id="1" name=""/>
+                    <pic:cNvPicPr/>
+                  </pic:nvPicPr>
+                  <pic:blipFill>
+                    <a:blip r:embed="rId9"/>
+                    <a:stretch>
+                      <a:fillRect/>
+                    </a:stretch>
+                  </pic:blipFill>
+                  <pic:spPr>
+                    <a:xfrm>
+                      <a:off x="0" y="0"/>
+                      <a:ext cx="6848460" cy="4018321"/>
+                    </a:xfrm>
+                    <a:prstGeom prst="rect">
+                      <a:avLst/>
+                    </a:prstGeom>
+                  </pic:spPr>
+                </pic:pic>
+              </a:graphicData>
+            </a:graphic>
+          </wp:inline>
+        </w:drawing>
+      </w:r>
+    </w:p>
+    <w:p>
+      <w:pPr>
+        <w:jc w:val="both"/>
+        <w:rPr>
+          <w:b/>
+          <w:sz w:val="28"/>
+        </w:rPr>
+      </w:pPr>
+      <w:proofErr w:type="spellStart"/>
+      <w:r>
+        <w:rPr>
+          <w:b/>
+          <w:sz w:val="28"/>
+        </w:rPr>
+        <w:t>Bicicletas_leer.jsx</w:t>
+      </w:r>
+      <w:proofErr w:type="spellEnd"/>
+    </w:p>
+    <w:p>
+      <w:pPr>
+        <w:jc w:val="both"/>
+        <w:rPr>
+          <w:b/>
+          <w:sz w:val="28"/>
+        </w:rPr>
+      </w:pPr>
+      <w:r>
+        <w:rPr>
+          <w:b/>
+          <w:sz w:val="28"/>
+        </w:rPr>
+        <w:drawing>
+          <wp:anchor distT="0" distB="0" distL="114300" distR="114300" simplePos="0" relativeHeight="251658240" behindDoc="0" locked="0" layoutInCell="1" allowOverlap="1" wp14:anchorId="30A0E669" wp14:editId="27B40BA2">
+            <wp:simplePos x="0" y="0"/>
+            <wp:positionH relativeFrom="margin">
+              <wp:align>right</wp:align>
+            </wp:positionH>
+            <wp:positionV relativeFrom="paragraph">
+              <wp:posOffset>3242014</wp:posOffset>
+            </wp:positionV>
+            <wp:extent cx="6840855" cy="1465580"/>
+            <wp:effectExtent l="0" t="0" r="0" b="1270"/>
+            <wp:wrapNone/>
+            <wp:docPr id="11" name="Imagen 11"/>
+            <wp:cNvGraphicFramePr>
+              <a:graphicFrameLocks xmlns:a="http://schemas.openxmlformats.org/drawingml/2006/main" noChangeAspect="1"/>
+            </wp:cNvGraphicFramePr>
+            <a:graphic xmlns:a="http://schemas.openxmlformats.org/drawingml/2006/main">
+              <a:graphicData uri="http://schemas.openxmlformats.org/drawingml/2006/picture">
+                <pic:pic xmlns:pic="http://schemas.openxmlformats.org/drawingml/2006/picture">
+                  <pic:nvPicPr>
+                    <pic:cNvPr id="1" name=""/>
+                    <pic:cNvPicPr/>
+                  </pic:nvPicPr>
+                  <pic:blipFill>
+                    <a:blip r:embed="rId10">
+                      <a:extLst>
+                        <a:ext uri="{28A0092B-C50C-407E-A947-70E740481C1C}">
+                          <a14:useLocalDpi xmlns:a14="http://schemas.microsoft.com/office/drawing/2010/main" val="0"/>
+                        </a:ext>
+                      </a:extLst>
+                    </a:blip>
+                    <a:stretch>
+                      <a:fillRect/>
+                    </a:stretch>
+                  </pic:blipFill>
+                  <pic:spPr>
+                    <a:xfrm>
+                      <a:off x="0" y="0"/>
+                      <a:ext cx="6840855" cy="1465580"/>
+                    </a:xfrm>
+                    <a:prstGeom prst="rect">
+                      <a:avLst/>
+                    </a:prstGeom>
+                  </pic:spPr>
+                </pic:pic>
+              </a:graphicData>
+            </a:graphic>
+            <wp14:sizeRelH relativeFrom="page">
+              <wp14:pctWidth>0</wp14:pctWidth>
+            </wp14:sizeRelH>
+            <wp14:sizeRelV relativeFrom="page">
+              <wp14:pctHeight>0</wp14:pctHeight>
+            </wp14:sizeRelV>
+          </wp:anchor>
+        </w:drawing>
+      </w:r>
+      <w:r>
+        <w:rPr>
+          <w:b/>
+          <w:sz w:val="28"/>
+        </w:rPr>
+        <w:drawing>
+          <wp:inline distT="0" distB="0" distL="0" distR="0" wp14:anchorId="3766E6B0" wp14:editId="01ACB9B2">
+            <wp:extent cx="6840855" cy="3241963"/>
+            <wp:effectExtent l="0" t="0" r="0" b="0"/>
+            <wp:docPr id="10" name="Imagen 10"/>
+            <wp:cNvGraphicFramePr>
+              <a:graphicFrameLocks xmlns:a="http://schemas.openxmlformats.org/drawingml/2006/main" noChangeAspect="1"/>
+            </wp:cNvGraphicFramePr>
+            <a:graphic xmlns:a="http://schemas.openxmlformats.org/drawingml/2006/main">
+              <a:graphicData uri="http://schemas.openxmlformats.org/drawingml/2006/picture">
+                <pic:pic xmlns:pic="http://schemas.openxmlformats.org/drawingml/2006/picture">
+                  <pic:nvPicPr>
+                    <pic:cNvPr id="1" name=""/>
+                    <pic:cNvPicPr/>
+                  </pic:nvPicPr>
+                  <pic:blipFill>
+                    <a:blip r:embed="rId11"/>
+                    <a:stretch>
+                      <a:fillRect/>
+                    </a:stretch>
+                  </pic:blipFill>
+                  <pic:spPr>
+                    <a:xfrm>
+                      <a:off x="0" y="0"/>
+                      <a:ext cx="6845194" cy="3244019"/>
+                    </a:xfrm>
+                    <a:prstGeom prst="rect">
+                      <a:avLst/>
+                    </a:prstGeom>
+                  </pic:spPr>
+                </pic:pic>
+              </a:graphicData>
+            </a:graphic>
+          </wp:inline>
+        </w:drawing>
+      </w:r>
+    </w:p>
+    <w:p>
+      <w:pPr>
+        <w:jc w:val="both"/>
+        <w:rPr>
+          <w:b/>
+          <w:sz w:val="28"/>
+        </w:rPr>
+      </w:pPr>
+    </w:p>
+    <w:p>
+      <w:pPr>
+        <w:jc w:val="both"/>
+        <w:rPr>
+          <w:b/>
+          <w:sz w:val="28"/>
+        </w:rPr>
+      </w:pPr>
+    </w:p>
+    <w:p>
+      <w:pPr>
+        <w:jc w:val="both"/>
+        <w:rPr>
+          <w:b/>
+          <w:sz w:val="28"/>
+        </w:rPr>
+      </w:pPr>
+    </w:p>
+    <w:p>
+      <w:pPr>
+        <w:jc w:val="both"/>
+        <w:rPr>
+          <w:b/>
+          <w:sz w:val="28"/>
+        </w:rPr>
+      </w:pPr>
+    </w:p>
+    <w:p>
+      <w:pPr>
+        <w:jc w:val="both"/>
+        <w:rPr>
+          <w:b/>
+          <w:sz w:val="28"/>
+        </w:rPr>
+      </w:pPr>
+    </w:p>
+    <w:p>
+      <w:pPr>
+        <w:jc w:val="both"/>
+        <w:rPr>
+          <w:sz w:val="28"/>
+        </w:rPr>
+      </w:pPr>
+      <w:r>
+        <w:rPr>
+          <w:sz w:val="28"/>
+        </w:rPr>
+        <w:lastRenderedPageBreak/>
+        <w:t>Al correr en el navegador muestra la siguiente información</w:t>
+      </w:r>
+    </w:p>
+    <w:p>
+      <w:pPr>
+        <w:jc w:val="both"/>
+        <w:rPr>
+          <w:sz w:val="28"/>
+        </w:rPr>
+      </w:pPr>
+      <w:r>
+        <w:rPr>
+          <w:sz w:val="28"/>
+        </w:rPr>
+        <w:drawing>
+          <wp:inline distT="0" distB="0" distL="0" distR="0" wp14:anchorId="56400031" wp14:editId="267F5E3D">
+            <wp:extent cx="6840855" cy="3595370"/>
+            <wp:effectExtent l="0" t="0" r="0" b="5080"/>
+            <wp:docPr id="12" name="Imagen 12"/>
+            <wp:cNvGraphicFramePr>
+              <a:graphicFrameLocks xmlns:a="http://schemas.openxmlformats.org/drawingml/2006/main" noChangeAspect="1"/>
+            </wp:cNvGraphicFramePr>
+            <a:graphic xmlns:a="http://schemas.openxmlformats.org/drawingml/2006/main">
+              <a:graphicData uri="http://schemas.openxmlformats.org/drawingml/2006/picture">
+                <pic:pic xmlns:pic="http://schemas.openxmlformats.org/drawingml/2006/picture">
+                  <pic:nvPicPr>
+                    <pic:cNvPr id="1" name=""/>
+                    <pic:cNvPicPr/>
+                  </pic:nvPicPr>
+                  <pic:blipFill>
+                    <a:blip r:embed="rId12"/>
+                    <a:stretch>
+                      <a:fillRect/>
+                    </a:stretch>
+                  </pic:blipFill>
+                  <pic:spPr>
+                    <a:xfrm>
+                      <a:off x="0" y="0"/>
+                      <a:ext cx="6840855" cy="3595370"/>
+                    </a:xfrm>
+                    <a:prstGeom prst="rect">
+                      <a:avLst/>
+                    </a:prstGeom>
+                  </pic:spPr>
+                </pic:pic>
+              </a:graphicData>
+            </a:graphic>
+          </wp:inline>
+        </w:drawing>
+      </w:r>
       <w:bookmarkStart w:id="0" w:name="_GoBack"/>
       <w:bookmarkEnd w:id="0"/>
     </w:p>
